--- a/manuscript/cover_letter_jbi.docx
+++ b/manuscript/cover_letter_jbi.docx
@@ -383,7 +383,7 @@
         <w:t xml:space="preserve"> </w:t>
       </w:r>
       <w:r>
-        <w:t xml:space="preserve">≤ 0.006) — with no detectable within-tissue residual. The bulk readout is therefore most parsimoniously interpreted as compositional masking: a hypothesis for cell-resolved follow-up, not a validated mechanism. The quantitative claim is restricted to the asthma cohort; the smaller cohorts are directionally consistent but underpowered, and this is stated explicitly.</w:t>
+        <w:t xml:space="preserve">≤ 0.006) — with no detectable within-tissue residual. The bulk readout is therefore most parsimoniously interpreted as compositional masking: a hypothesis for cell-resolved follow-up, not a validated mechanism. The quantitative claim is restricted to the asthma cohort; the smaller cohorts are underpowered and mixed in direction and are presented as qualitative context only, which is stated explicitly.</w:t>
       </w:r>
     </w:p>
     <w:p>
@@ -440,7 +440,7 @@
         <w:t xml:space="preserve"> </w:t>
       </w:r>
       <w:r>
-        <w:t xml:space="preserve">The contribution is a reusable analytical workflow for re-using public biomedical data, not a single biological finding. It integrates established components (differential expression, meta-analysis, deconvolution, partial correlation, effect decomposition) into a defined inference discipline, with explicit parameter choices, a cross-method validation, a documented failure mode, and an unmeasured-confounding sensitivity analysis. This matches the journal’s remit for novel methodologies and techniques with general applicability to biomedical data.</w:t>
+        <w:t xml:space="preserve">The contribution is a reusable analytical workflow for re-using public biomedical data, not a single biological finding. It integrates established components (differential expression, meta-analysis, deconvolution, partial correlation, effect decomposition) into a defined inference discipline, with explicit parameter choices, a cross-method robustness check, a documented failure mode, and an unmeasured-confounding sensitivity analysis. This matches the journal’s remit for novel methodologies and techniques with general applicability to biomedical data.</w:t>
       </w:r>
     </w:p>
     <w:p>
